--- a/reports/04_methodology_and_plan.docx
+++ b/reports/04_methodology_and_plan.docx
@@ -1360,7 +1360,7 @@
         <w:t xml:space="preserve"> </w:t>
       </w:r>
       <w:r>
-        <w:t xml:space="preserve">extends [4], [5].</w:t>
+        <w:t xml:space="preserve">extends [1], [2].</w:t>
       </w:r>
     </w:p>
     <w:p>
@@ -2436,7 +2436,7 @@
         <w:t xml:space="preserve"> </w:t>
       </w:r>
       <w:r>
-        <w:t xml:space="preserve">distribution (replicating the protocol-sensitivity finding of [6]); (c) number of selected</w:t>
+        <w:t xml:space="preserve">distribution (replicating the protocol-sensitivity finding of [3]); (c) number of selected</w:t>
       </w:r>
       <w:r>
         <w:t xml:space="preserve"> </w:t>
@@ -2703,7 +2703,7 @@
               <w:pStyle w:val="Compact"/>
             </w:pPr>
             <w:r>
-              <w:t xml:space="preserve">Baseline 3×3 cross-dataset matrix (reproduce [4]/[5])</w:t>
+              <w:t xml:space="preserve">Baseline 3×3 cross-dataset matrix (reproduce [1]/[2])</w:t>
             </w:r>
           </w:p>
         </w:tc>
@@ -2944,7 +2944,7 @@
         <w:t xml:space="preserve">02_literature_review.md</w:t>
       </w:r>
       <w:r>
-        <w:t xml:space="preserve">; see [4], [5], [6], [9]–[13], [23].</w:t>
+        <w:t xml:space="preserve">; see [1], [2], [3], [8]–[12].</w:t>
       </w:r>
     </w:p>
     <w:bookmarkEnd w:id="24"/>
